--- a/docs/PREP_MAKLO_Guion_Mesa.docx
+++ b/docs/PREP_MAKLO_Guion_Mesa.docx
@@ -1048,6 +1048,64 @@
     </w:p>
     <w:p>
       <w:pPr>
+        <w:pStyle w:val="ListBullet"/>
+      </w:pPr>
+      <w:r>
+        <w:rPr>
+          <w:b/>
+        </w:rPr>
+        <w:t>⚡ La agencia NO se menciona</w:t>
+      </w:r>
+      <w:r>
+        <w:t xml:space="preserve"> (decisión del fundador, 2026-07-27 — ver [</w:t>
+      </w:r>
+      <w:r>
+        <w:rPr>
+          <w:rFonts w:ascii="Consolas" w:hAnsi="Consolas"/>
+          <w:color w:val="1F6FEB"/>
+          <w:sz w:val="19"/>
+        </w:rPr>
+        <w:t>PREP_Algoritmo_Studio_Partnership.md</w:t>
+      </w:r>
+      <w:r>
+        <w:t>](PREP_Algoritmo_Studio_Partnership.md)). Esta mesa es por el mandato; un tercero con su propio pack contamina el número antes de que Jorge declare el suyo.</w:t>
+      </w:r>
+    </w:p>
+    <w:p>
+      <w:r>
+        <w:t xml:space="preserve">  </w:t>
+      </w:r>
+      <w:r>
+        <w:rPr>
+          <w:b/>
+        </w:rPr>
+        <w:t>Si pregunta por producción de contenido o quién hace los reels:</w:t>
+      </w:r>
+    </w:p>
+    <w:p>
+      <w:pPr>
+        <w:pStyle w:val="IntenseQuote"/>
+      </w:pPr>
+      <w:r>
+        <w:t>*"La producción se dimensiona según lo que el proyecto necesite y el presupuesto que tenga. Hay varias formas de resolverla —desde lo que producimos nosotros hasta sumar un equipo dedicado— y la elegimos cuando tengamos el alcance claro. Por eso quiero entender primero qué presupuesto sostiene el proyecto."*</w:t>
+      </w:r>
+    </w:p>
+    <w:p>
+      <w:r>
+        <w:t xml:space="preserve">  Devuelve la conversación a </w:t>
+      </w:r>
+      <w:r>
+        <w:rPr>
+          <w:b/>
+        </w:rPr>
+        <w:t>su</w:t>
+      </w:r>
+      <w:r>
+        <w:t xml:space="preserve"> número, que es lo que se necesita, sin cerrar ninguna puerta ni nombrar a nadie.</w:t>
+      </w:r>
+    </w:p>
+    <w:p>
+      <w:pPr>
         <w:pStyle w:val="Heading1"/>
       </w:pPr>
       <w:r>
